--- a/docs/manuals/OPELSS_HQ_Trainee_Manual.docx
+++ b/docs/manuals/OPELSS_HQ_Trainee_Manual.docx
@@ -724,6 +724,213 @@
         <w:pStyle w:val="Heading1"/>
       </w:pPr>
       <w:r>
+        <w:t xml:space="preserve">Programmes</w:t>
+      </w:r>
+    </w:p>
+    <w:p>
+      <w:pPr>
+        <w:spacing w:after="120"/>
+      </w:pPr>
+      <w:r>
+        <w:t xml:space="preserve">The Programmes page shows the community programmes run at every lab in the network. Lab Trainees capture them at their own lab; you see them all in one place.</w:t>
+      </w:r>
+    </w:p>
+    <w:p>
+      <w:pPr>
+        <w:pStyle w:val="Heading2"/>
+      </w:pPr>
+      <w:r>
+        <w:t xml:space="preserve">Filtering</w:t>
+      </w:r>
+    </w:p>
+    <w:p>
+      <w:pPr>
+        <w:spacing w:after="120"/>
+      </w:pPr>
+      <w:r>
+        <w:t xml:space="preserve">Use the filters above the table to focus the list, then click “Apply”:</w:t>
+      </w:r>
+    </w:p>
+    <w:p>
+      <w:pPr>
+        <w:pStyle w:val="ListParagraph"/>
+        <w:numPr>
+          <w:ilvl w:val="0"/>
+          <w:numId w:val="4"/>
+        </w:numPr>
+        <w:spacing w:after="40"/>
+      </w:pPr>
+      <w:r>
+        <w:t xml:space="preserve">From and To — show only programmes that ran between two dates.</w:t>
+      </w:r>
+    </w:p>
+    <w:p>
+      <w:pPr>
+        <w:pStyle w:val="ListParagraph"/>
+        <w:numPr>
+          <w:ilvl w:val="0"/>
+          <w:numId w:val="4"/>
+        </w:numPr>
+        <w:spacing w:after="40"/>
+      </w:pPr>
+      <w:r>
+        <w:t xml:space="preserve">Lab and Province — focus on a single lab or an entire province.</w:t>
+      </w:r>
+    </w:p>
+    <w:p>
+      <w:pPr>
+        <w:pStyle w:val="ListParagraph"/>
+        <w:numPr>
+          <w:ilvl w:val="0"/>
+          <w:numId w:val="4"/>
+        </w:numPr>
+        <w:spacing w:after="40"/>
+      </w:pPr>
+      <w:r>
+        <w:t xml:space="preserve">Facilitated By — show only the programmes a particular person ran.</w:t>
+      </w:r>
+    </w:p>
+    <w:p>
+      <w:pPr>
+        <w:spacing w:after="120"/>
+      </w:pPr>
+      <w:r>
+        <w:t xml:space="preserve">Click “Reset” to clear the filters.</w:t>
+      </w:r>
+    </w:p>
+    <w:p>
+      <w:pPr>
+        <w:pStyle w:val="Heading2"/>
+      </w:pPr>
+      <w:r>
+        <w:t xml:space="preserve">Who facilitated a programme</w:t>
+      </w:r>
+    </w:p>
+    <w:p>
+      <w:pPr>
+        <w:spacing w:after="120"/>
+      </w:pPr>
+      <w:r>
+        <w:t xml:space="preserve">The “Facilitated By” column lists everyone who ran each programme. A programme can have several facilitators, and the people who ran it are not necessarily the person who captured the record — this column is the record of who actually delivered it.</w:t>
+      </w:r>
+    </w:p>
+    <w:p>
+      <w:pPr>
+        <w:spacing w:after="120"/>
+      </w:pPr>
+      <w:r>
+        <w:t xml:space="preserve">Combined with the “Facilitated By” filter, this answers questions such as which programmes a particular trainee ran over a period, which is useful for reporting and performance reviews.</w:t>
+      </w:r>
+    </w:p>
+    <w:p>
+      <w:pPr>
+        <w:pStyle w:val="Heading2"/>
+      </w:pPr>
+      <w:r>
+        <w:t xml:space="preserve">Exporting</w:t>
+      </w:r>
+    </w:p>
+    <w:p>
+      <w:pPr>
+        <w:pStyle w:val="ListParagraph"/>
+        <w:numPr>
+          <w:ilvl w:val="0"/>
+          <w:numId w:val="4"/>
+        </w:numPr>
+        <w:spacing w:after="40"/>
+      </w:pPr>
+      <w:r>
+        <w:t xml:space="preserve">Set the filters you want, then click “Export to Excel”.</w:t>
+      </w:r>
+    </w:p>
+    <w:p>
+      <w:pPr>
+        <w:pStyle w:val="ListParagraph"/>
+        <w:numPr>
+          <w:ilvl w:val="0"/>
+          <w:numId w:val="4"/>
+        </w:numPr>
+        <w:spacing w:after="40"/>
+      </w:pPr>
+      <w:r>
+        <w:t xml:space="preserve">The export contains exactly what the filters show, including a Facilitated By column.</w:t>
+      </w:r>
+    </w:p>
+    <w:p>
+      <w:pPr>
+        <w:spacing w:after="120"/>
+      </w:pPr>
+      <w:r>
+        <w:t xml:space="preserve">A consolidated programmes report across the whole network is also available from the Reports page.</w:t>
+      </w:r>
+    </w:p>
+    <w:p>
+      <w:pPr>
+        <w:spacing w:after="40" w:before="120"/>
+        <w:jc w:val="center"/>
+      </w:pPr>
+      <w:r>
+        <w:drawing>
+          <wp:inline distT="0" distB="0" distL="0" distR="0">
+            <wp:extent cx="5943600" cy="4352925"/>
+            <wp:effectExtent t="0" r="0" b="0" l="0"/>
+            <wp:docPr id="101" name="hq_programmes_page.png" descr="The Programmes page as HQ sees it, with the full filter set and the Export button." title="The Programmes page as HQ sees it, with the full filter set and the Export button."/>
+            <wp:cNvGraphicFramePr>
+              <a:graphicFrameLocks xmlns:a="http://schemas.openxmlformats.org/drawingml/2006/main" noChangeAspect="1"/>
+            </wp:cNvGraphicFramePr>
+            <a:graphic xmlns:a="http://schemas.openxmlformats.org/drawingml/2006/main">
+              <a:graphicData uri="http://schemas.openxmlformats.org/drawingml/2006/picture">
+                <pic:pic xmlns:pic="http://schemas.openxmlformats.org/drawingml/2006/picture">
+                  <pic:nvPicPr>
+                    <pic:cNvPr id="0" name="" descr=""/>
+                    <pic:cNvPicPr>
+                      <a:picLocks noChangeAspect="1" noChangeArrowheads="1"/>
+                    </pic:cNvPicPr>
+                  </pic:nvPicPr>
+                  <pic:blipFill>
+                    <a:blip r:embed="rId17" cstate="none"/>
+                    <a:srcRect/>
+                    <a:stretch>
+                      <a:fillRect/>
+                    </a:stretch>
+                  </pic:blipFill>
+                  <pic:spPr bwMode="auto">
+                    <a:xfrm>
+                      <a:off x="0" y="0"/>
+                      <a:ext cx="5943600" cy="4352925"/>
+                    </a:xfrm>
+                    <a:prstGeom prst="rect">
+                      <a:avLst/>
+                    </a:prstGeom>
+                  </pic:spPr>
+                </pic:pic>
+              </a:graphicData>
+            </a:graphic>
+          </wp:inline>
+        </w:drawing>
+      </w:r>
+    </w:p>
+    <w:p>
+      <w:pPr>
+        <w:spacing w:after="200"/>
+        <w:jc w:val="center"/>
+      </w:pPr>
+      <w:r>
+        <w:rPr>
+          <w:i/>
+          <w:iCs/>
+          <w:color w:val="666666"/>
+          <w:sz w:val="18"/>
+          <w:szCs w:val="18"/>
+        </w:rPr>
+        <w:t xml:space="preserve">The Programmes page as HQ sees it, with the full filter set and the Export button.</w:t>
+      </w:r>
+    </w:p>
+    <w:p>
+      <w:pPr>
+        <w:pStyle w:val="Heading1"/>
+      </w:pPr>
+      <w:r>
         <w:t xml:space="preserve">Announcements</w:t>
       </w:r>
     </w:p>
@@ -849,7 +1056,46 @@
         <w:spacing w:after="120"/>
       </w:pPr>
       <w:r>
-        <w:t xml:space="preserve">The Reports page lets you generate and export consolidated reports across the network. Choose the report you need and export it.</w:t>
+        <w:t xml:space="preserve">The Reports page lets you generate and export consolidated reports across the network — attendance, assets, visitors, programmes, labs and provinces.</w:t>
+      </w:r>
+    </w:p>
+    <w:p>
+      <w:pPr>
+        <w:pStyle w:val="ListParagraph"/>
+        <w:numPr>
+          <w:ilvl w:val="0"/>
+          <w:numId w:val="4"/>
+        </w:numPr>
+        <w:spacing w:after="40"/>
+      </w:pPr>
+      <w:r>
+        <w:t xml:space="preserve">Choose the Report Type you need.</w:t>
+      </w:r>
+    </w:p>
+    <w:p>
+      <w:pPr>
+        <w:pStyle w:val="ListParagraph"/>
+        <w:numPr>
+          <w:ilvl w:val="0"/>
+          <w:numId w:val="4"/>
+        </w:numPr>
+        <w:spacing w:after="40"/>
+      </w:pPr>
+      <w:r>
+        <w:t xml:space="preserve">Narrow it down by Province and Lab if you want a subset.</w:t>
+      </w:r>
+    </w:p>
+    <w:p>
+      <w:pPr>
+        <w:pStyle w:val="ListParagraph"/>
+        <w:numPr>
+          <w:ilvl w:val="0"/>
+          <w:numId w:val="4"/>
+        </w:numPr>
+        <w:spacing w:after="40"/>
+      </w:pPr>
+      <w:r>
+        <w:t xml:space="preserve">Click “Download”. The Excel file is produced and downloaded straight away.</w:t>
       </w:r>
     </w:p>
     <w:p>
